--- a/Sprint2_HowToLaunch.docx
+++ b/Sprint2_HowToLaunch.docx
@@ -75,12 +75,32 @@
       </w:r>
     </w:p>
     <w:p>
-      <w:r>
+      <w:pPr>
+        <w:rPr>
+          <w:sz w:val="28"/>
+          <w:szCs w:val="28"/>
+        </w:rPr>
+      </w:pPr>
+      <w:r>
+        <w:rPr>
+          <w:sz w:val="28"/>
+          <w:szCs w:val="28"/>
+        </w:rPr>
         <w:t>• Java 21</w:t>
       </w:r>
     </w:p>
     <w:p>
-      <w:r>
+      <w:pPr>
+        <w:rPr>
+          <w:sz w:val="28"/>
+          <w:szCs w:val="28"/>
+        </w:rPr>
+      </w:pPr>
+      <w:r>
+        <w:rPr>
+          <w:sz w:val="28"/>
+          <w:szCs w:val="28"/>
+        </w:rPr>
         <w:t>• Maven installed and available as mvn in the terminal.</w:t>
       </w:r>
     </w:p>
@@ -219,7 +239,48 @@
           <w:sz w:val="28"/>
           <w:szCs w:val="28"/>
         </w:rPr>
-        <w:t>• Game title: The big text at the top shows the game name and the selected mode.</w:t>
+        <w:t xml:space="preserve">• </w:t>
+      </w:r>
+      <w:r>
+        <w:rPr>
+          <w:b/>
+          <w:bCs/>
+          <w:sz w:val="28"/>
+          <w:szCs w:val="28"/>
+        </w:rPr>
+        <w:t xml:space="preserve">Turn </w:t>
+      </w:r>
+      <w:r>
+        <w:rPr>
+          <w:b/>
+          <w:bCs/>
+          <w:sz w:val="28"/>
+          <w:szCs w:val="28"/>
+        </w:rPr>
+        <w:t>i</w:t>
+      </w:r>
+      <w:r>
+        <w:rPr>
+          <w:b/>
+          <w:bCs/>
+          <w:sz w:val="28"/>
+          <w:szCs w:val="28"/>
+        </w:rPr>
+        <w:t>ndicator:</w:t>
+      </w:r>
+      <w:r>
+        <w:rPr>
+          <w:sz w:val="28"/>
+          <w:szCs w:val="28"/>
+        </w:rPr>
+        <w:t xml:space="preserve"> </w:t>
+      </w:r>
+      <w:r>
+        <w:rPr>
+          <w:sz w:val="28"/>
+          <w:szCs w:val="28"/>
+        </w:rPr>
+        <w:t>The game starts with BLACK to play. The turn indicator shows which player moves next.</w:t>
       </w:r>
     </w:p>
     <w:p>
@@ -234,21 +295,55 @@
           <w:sz w:val="28"/>
           <w:szCs w:val="28"/>
         </w:rPr>
-        <w:t>• Mode dropdown: Use the Mode dropdown to switch between “Human vs Human” and</w:t>
-      </w:r>
-      <w:r>
-        <w:rPr>
-          <w:sz w:val="28"/>
-          <w:szCs w:val="28"/>
-        </w:rPr>
-        <w:t xml:space="preserve"> </w:t>
-      </w:r>
-      <w:r>
-        <w:rPr>
-          <w:sz w:val="28"/>
-          <w:szCs w:val="28"/>
-        </w:rPr>
-        <w:t>“Human vs Bot”. The title updates immediately.</w:t>
+        <w:t xml:space="preserve">• </w:t>
+      </w:r>
+      <w:r>
+        <w:rPr>
+          <w:b/>
+          <w:bCs/>
+          <w:sz w:val="28"/>
+          <w:szCs w:val="28"/>
+        </w:rPr>
+        <w:t xml:space="preserve">Placing </w:t>
+      </w:r>
+      <w:r>
+        <w:rPr>
+          <w:b/>
+          <w:bCs/>
+          <w:sz w:val="28"/>
+          <w:szCs w:val="28"/>
+        </w:rPr>
+        <w:t>p</w:t>
+      </w:r>
+      <w:r>
+        <w:rPr>
+          <w:b/>
+          <w:bCs/>
+          <w:sz w:val="28"/>
+          <w:szCs w:val="28"/>
+        </w:rPr>
+        <w:t xml:space="preserve">ieces: </w:t>
+      </w:r>
+      <w:r>
+        <w:rPr>
+          <w:sz w:val="28"/>
+          <w:szCs w:val="28"/>
+        </w:rPr>
+        <w:t xml:space="preserve">To make a move, click any empty octagonal cell or empty rhombus cell on the board. A valid click places the current player’s </w:t>
+      </w:r>
+      <w:r>
+        <w:rPr>
+          <w:sz w:val="28"/>
+          <w:szCs w:val="28"/>
+        </w:rPr>
+        <w:t>colour</w:t>
+      </w:r>
+      <w:r>
+        <w:rPr>
+          <w:sz w:val="28"/>
+          <w:szCs w:val="28"/>
+        </w:rPr>
+        <w:t xml:space="preserve"> on that cell.</w:t>
       </w:r>
     </w:p>
     <w:p>
@@ -263,7 +358,66 @@
           <w:sz w:val="28"/>
           <w:szCs w:val="28"/>
         </w:rPr>
-        <w:t>• Turn indicator: The pill on the top bar shows “BLACK to play”.</w:t>
+        <w:t xml:space="preserve">• </w:t>
+      </w:r>
+      <w:r>
+        <w:rPr>
+          <w:b/>
+          <w:bCs/>
+          <w:sz w:val="28"/>
+          <w:szCs w:val="28"/>
+        </w:rPr>
+        <w:t xml:space="preserve">Updated </w:t>
+      </w:r>
+      <w:r>
+        <w:rPr>
+          <w:b/>
+          <w:bCs/>
+          <w:sz w:val="28"/>
+          <w:szCs w:val="28"/>
+        </w:rPr>
+        <w:t>t</w:t>
+      </w:r>
+      <w:r>
+        <w:rPr>
+          <w:b/>
+          <w:bCs/>
+          <w:sz w:val="28"/>
+          <w:szCs w:val="28"/>
+        </w:rPr>
+        <w:t xml:space="preserve">urn </w:t>
+      </w:r>
+      <w:r>
+        <w:rPr>
+          <w:b/>
+          <w:bCs/>
+          <w:sz w:val="28"/>
+          <w:szCs w:val="28"/>
+        </w:rPr>
+        <w:t>i</w:t>
+      </w:r>
+      <w:r>
+        <w:rPr>
+          <w:b/>
+          <w:bCs/>
+          <w:sz w:val="28"/>
+          <w:szCs w:val="28"/>
+        </w:rPr>
+        <w:t>ndicator:</w:t>
+      </w:r>
+      <w:r>
+        <w:rPr>
+          <w:sz w:val="28"/>
+          <w:szCs w:val="28"/>
+        </w:rPr>
+        <w:t xml:space="preserve"> </w:t>
+      </w:r>
+      <w:r>
+        <w:rPr>
+          <w:sz w:val="28"/>
+          <w:szCs w:val="28"/>
+        </w:rPr>
+        <w:t>After a successful move, the turn switches to the other player, and the “to play” indicator updates automatically.</w:t>
       </w:r>
     </w:p>
     <w:p>
@@ -278,7 +432,34 @@
           <w:sz w:val="28"/>
           <w:szCs w:val="28"/>
         </w:rPr>
-        <w:t>• Board: The main board area is an 11x11 set of octagons with rhombi in the gaps, and edge</w:t>
+        <w:t xml:space="preserve">• </w:t>
+      </w:r>
+      <w:r>
+        <w:rPr>
+          <w:b/>
+          <w:bCs/>
+          <w:sz w:val="28"/>
+          <w:szCs w:val="28"/>
+        </w:rPr>
+        <w:t xml:space="preserve">Invalid </w:t>
+      </w:r>
+      <w:r>
+        <w:rPr>
+          <w:b/>
+          <w:bCs/>
+          <w:sz w:val="28"/>
+          <w:szCs w:val="28"/>
+        </w:rPr>
+        <w:t>m</w:t>
+      </w:r>
+      <w:r>
+        <w:rPr>
+          <w:b/>
+          <w:bCs/>
+          <w:sz w:val="28"/>
+          <w:szCs w:val="28"/>
+        </w:rPr>
+        <w:t>oves:</w:t>
       </w:r>
       <w:r>
         <w:rPr>
@@ -292,66 +473,14 @@
           <w:sz w:val="28"/>
           <w:szCs w:val="28"/>
         </w:rPr>
-        <w:t>labels (A-K and 1-11).</w:t>
-      </w:r>
-    </w:p>
-    <w:p>
-      <w:pPr>
-        <w:rPr>
-          <w:sz w:val="28"/>
-          <w:szCs w:val="28"/>
-        </w:rPr>
-      </w:pPr>
-      <w:r>
-        <w:rPr>
-          <w:sz w:val="28"/>
-          <w:szCs w:val="28"/>
-        </w:rPr>
-        <w:t>• Clicking:</w:t>
-      </w:r>
-      <w:r>
-        <w:rPr>
-          <w:sz w:val="28"/>
-          <w:szCs w:val="28"/>
-        </w:rPr>
-        <w:t xml:space="preserve"> clicking any cell </w:t>
-      </w:r>
-      <w:r>
-        <w:rPr>
-          <w:sz w:val="28"/>
-          <w:szCs w:val="28"/>
-        </w:rPr>
-        <w:t>places the current player’s colour on that cell shape.</w:t>
-      </w:r>
-    </w:p>
-    <w:p>
-      <w:pPr>
-        <w:rPr>
-          <w:sz w:val="28"/>
-          <w:szCs w:val="28"/>
-        </w:rPr>
-      </w:pPr>
-      <w:r>
-        <w:rPr>
-          <w:sz w:val="28"/>
-          <w:szCs w:val="28"/>
-        </w:rPr>
-        <w:t>• Resizing: If you resize the window, the board redraws itself so it stays centered and fits the</w:t>
-      </w:r>
-    </w:p>
-    <w:p>
-      <w:pPr>
-        <w:rPr>
-          <w:sz w:val="28"/>
-          <w:szCs w:val="28"/>
-        </w:rPr>
-      </w:pPr>
-      <w:r>
-        <w:rPr>
-          <w:sz w:val="28"/>
-          <w:szCs w:val="28"/>
-        </w:rPr>
-        <w:t>space.</w:t>
+        <w:t xml:space="preserve">A </w:t>
+      </w:r>
+      <w:r>
+        <w:rPr>
+          <w:sz w:val="28"/>
+          <w:szCs w:val="28"/>
+        </w:rPr>
+        <w:t>player cannot place a piece on a cell that is already occupied. If an occupied cell is clicked, the move is rejected and the board state does not change.</w:t>
       </w:r>
     </w:p>
     <w:sectPr>
@@ -967,7 +1096,6 @@
   <w:style w:type="character" w:default="1" w:styleId="DefaultParagraphFont">
     <w:name w:val="Default Paragraph Font"/>
     <w:uiPriority w:val="1"/>
-    <w:semiHidden/>
     <w:unhideWhenUsed/>
   </w:style>
   <w:style w:type="table" w:default="1" w:styleId="TableNormal">
@@ -1580,20 +1708,20 @@
 </file>
 
 <file path=customXml/item1.xml><?xml version="1.0" encoding="utf-8"?>
-<p:properties xmlns:p="http://schemas.microsoft.com/office/2006/metadata/properties" xmlns:xsi="http://www.w3.org/2001/XMLSchema-instance" xmlns:pc="http://schemas.microsoft.com/office/infopath/2007/PartnerControls">
-  <documentManagement>
-    <_activity xmlns="773d547e-8277-4498-9d09-982207366eba" xsi:nil="true"/>
-  </documentManagement>
-</p:properties>
-</file>
-
-<file path=customXml/item2.xml><?xml version="1.0" encoding="utf-8"?>
 <?mso-contentType ?>
 <FormTemplates xmlns="http://schemas.microsoft.com/sharepoint/v3/contenttype/forms">
   <Display>DocumentLibraryForm</Display>
   <Edit>DocumentLibraryForm</Edit>
   <New>DocumentLibraryForm</New>
 </FormTemplates>
+</file>
+
+<file path=customXml/item2.xml><?xml version="1.0" encoding="utf-8"?>
+<p:properties xmlns:p="http://schemas.microsoft.com/office/2006/metadata/properties" xmlns:xsi="http://www.w3.org/2001/XMLSchema-instance" xmlns:pc="http://schemas.microsoft.com/office/infopath/2007/PartnerControls">
+  <documentManagement>
+    <_activity xmlns="773d547e-8277-4498-9d09-982207366eba" xsi:nil="true"/>
+  </documentManagement>
+</p:properties>
 </file>
 
 <file path=customXml/item3.xml><?xml version="1.0" encoding="utf-8"?>
@@ -1753,19 +1881,19 @@
 </file>
 
 <file path=customXml/itemProps1.xml><?xml version="1.0" encoding="utf-8"?>
+<ds:datastoreItem xmlns:ds="http://schemas.openxmlformats.org/officeDocument/2006/customXml" ds:itemID="{6D3722FD-D151-4FA9-9DA0-CAEB6F4E365A}">
+  <ds:schemaRefs>
+    <ds:schemaRef ds:uri="http://schemas.microsoft.com/sharepoint/v3/contenttype/forms"/>
+  </ds:schemaRefs>
+</ds:datastoreItem>
+</file>
+
+<file path=customXml/itemProps2.xml><?xml version="1.0" encoding="utf-8"?>
 <ds:datastoreItem xmlns:ds="http://schemas.openxmlformats.org/officeDocument/2006/customXml" ds:itemID="{24659197-31BE-47B3-B716-E095CFB1E6F6}">
   <ds:schemaRefs>
     <ds:schemaRef ds:uri="http://schemas.microsoft.com/office/2006/metadata/properties"/>
     <ds:schemaRef ds:uri="http://schemas.microsoft.com/office/infopath/2007/PartnerControls"/>
     <ds:schemaRef ds:uri="773d547e-8277-4498-9d09-982207366eba"/>
-  </ds:schemaRefs>
-</ds:datastoreItem>
-</file>
-
-<file path=customXml/itemProps2.xml><?xml version="1.0" encoding="utf-8"?>
-<ds:datastoreItem xmlns:ds="http://schemas.openxmlformats.org/officeDocument/2006/customXml" ds:itemID="{6D3722FD-D151-4FA9-9DA0-CAEB6F4E365A}">
-  <ds:schemaRefs>
-    <ds:schemaRef ds:uri="http://schemas.microsoft.com/sharepoint/v3/contenttype/forms"/>
   </ds:schemaRefs>
 </ds:datastoreItem>
 </file>
